--- a/templates/sale.docx
+++ b/templates/sale.docx
@@ -7872,7 +7872,7 @@
           <w:szCs w:val="32"/>
           <w:cs/>
         </w:rPr>
-        <w:t xml:space="preserve">นางสุวรรณา ขจรวุฒิเดช)</w:t>
+        <w:t xml:space="preserve">{sellerSig1})</w:t>
       </w:r>
       <w:r>
         <w:rPr>
@@ -8080,25 +8080,7 @@
           <w:szCs w:val="32"/>
           <w:cs/>
         </w:rPr>
-        <w:t xml:space="preserve">  (นางสาว</w:t>
-      </w:r>
-      <w:r>
-        <w:rPr>
-          <w:rFonts w:ascii="CordiaUPC" w:hAnsi="CordiaUPC" w:cs="CordiaUPC"/>
-          <w:sz w:val="32"/>
-          <w:szCs w:val="32"/>
-          <w:cs/>
-        </w:rPr>
-        <w:t>พัชรีรัตน์  ขจรวุฒิเดชภัทร์</w:t>
-      </w:r>
-      <w:r>
-        <w:rPr>
-          <w:rFonts w:ascii="CordiaUPC" w:hAnsi="CordiaUPC" w:cs="CordiaUPC" w:hint="cs"/>
-          <w:sz w:val="32"/>
-          <w:szCs w:val="32"/>
-          <w:cs/>
-        </w:rPr>
-        <w:t>)</w:t>
+        <w:t xml:space="preserve">  ({sellerSig2})</w:t>
       </w:r>
     </w:p>
     <w:p>
@@ -8298,44 +8280,70 @@
           <w:szCs w:val="32"/>
           <w:cs/>
         </w:rPr>
-        <w:t>นางสาว</w:t>
-      </w:r>
-      <w:proofErr w:type="spellStart"/>
-      <w:r>
-        <w:rPr>
-          <w:rFonts w:ascii="CordiaUPC" w:hAnsi="CordiaUPC" w:cs="CordiaUPC"/>
-          <w:sz w:val="32"/>
-          <w:szCs w:val="32"/>
-          <w:cs/>
-        </w:rPr>
-        <w:t>นัช</w:t>
-      </w:r>
-      <w:proofErr w:type="spellEnd"/>
-      <w:r>
-        <w:rPr>
-          <w:rFonts w:ascii="CordiaUPC" w:hAnsi="CordiaUPC" w:cs="CordiaUPC"/>
-          <w:sz w:val="32"/>
-          <w:szCs w:val="32"/>
-          <w:cs/>
-        </w:rPr>
-        <w:t>ภัค ขจรวุฒิเดช</w:t>
-      </w:r>
-      <w:r>
-        <w:rPr>
-          <w:rFonts w:ascii="CordiaUPC" w:hAnsi="CordiaUPC" w:cs="CordiaUPC"/>
-          <w:sz w:val="32"/>
-          <w:szCs w:val="32"/>
+        <w:t>{witness1} </w:t>
+      </w:r>
+      <w:r>
+        <w:rPr>
+          <w:rFonts w:ascii="CordiaUPC" w:hAnsi="CordiaUPC" w:cs="CordiaUPC"/>
+          <w:sz w:val="32"/>
+          <w:szCs w:val="32"/>
+          <w:cs/>
+        </w:rPr>
+        <w:t xml:space="preserve">)             </w:t>
+      </w:r>
+      <w:r>
+        <w:rPr>
+          <w:rFonts w:ascii="CordiaUPC" w:hAnsi="CordiaUPC" w:cs="CordiaUPC" w:hint="cs"/>
+          <w:sz w:val="32"/>
+          <w:szCs w:val="32"/>
+          <w:cs/>
+        </w:rPr>
+        <w:t xml:space="preserve">    </w:t>
+      </w:r>
+      <w:r>
+        <w:rPr>
+          <w:rFonts w:ascii="CordiaUPC" w:hAnsi="CordiaUPC" w:cs="CordiaUPC"/>
+          <w:sz w:val="32"/>
+          <w:szCs w:val="32"/>
+          <w:cs/>
+        </w:rPr>
+        <w:t xml:space="preserve">    </w:t>
+      </w:r>
+      <w:r>
+        <w:rPr>
+          <w:rFonts w:ascii="CordiaUPC" w:hAnsi="CordiaUPC" w:cs="CordiaUPC" w:hint="cs"/>
+          <w:sz w:val="32"/>
+          <w:szCs w:val="32"/>
+          <w:cs/>
+        </w:rPr>
+        <w:t xml:space="preserve">   </w:t>
+      </w:r>
+      <w:r>
+        <w:rPr>
+          <w:rFonts w:ascii="CordiaUPC" w:hAnsi="CordiaUPC" w:cs="CordiaUPC" w:hint="cs"/>
+          <w:sz w:val="32"/>
+          <w:szCs w:val="32"/>
+          <w:cs/>
         </w:rPr>
         <w:t xml:space="preserve"> </w:t>
       </w:r>
       <w:r>
         <w:rPr>
-          <w:rFonts w:ascii="CordiaUPC" w:hAnsi="CordiaUPC" w:cs="CordiaUPC"/>
-          <w:sz w:val="32"/>
-          <w:szCs w:val="32"/>
-          <w:cs/>
-        </w:rPr>
-        <w:t xml:space="preserve">)             </w:t>
+          <w:rFonts w:ascii="CordiaUPC" w:hAnsi="CordiaUPC" w:cs="CordiaUPC" w:hint="cs"/>
+          <w:sz w:val="32"/>
+          <w:szCs w:val="32"/>
+          <w:cs/>
+        </w:rPr>
+        <w:t xml:space="preserve">  </w:t>
+      </w:r>
+      <w:r>
+        <w:rPr>
+          <w:rFonts w:ascii="CordiaUPC" w:hAnsi="CordiaUPC" w:cs="CordiaUPC" w:hint="cs"/>
+          <w:sz w:val="32"/>
+          <w:szCs w:val="32"/>
+          <w:cs/>
+        </w:rPr>
+        <w:t xml:space="preserve">   </w:t>
       </w:r>
       <w:r>
         <w:rPr>
@@ -8348,7 +8356,7 @@
       </w:r>
       <w:r>
         <w:rPr>
-          <w:rFonts w:ascii="CordiaUPC" w:hAnsi="CordiaUPC" w:cs="CordiaUPC"/>
+          <w:rFonts w:ascii="CordiaUPC" w:hAnsi="CordiaUPC" w:cs="CordiaUPC" w:hint="cs"/>
           <w:sz w:val="32"/>
           <w:szCs w:val="32"/>
           <w:cs/>
@@ -8362,7 +8370,16 @@
           <w:szCs w:val="32"/>
           <w:cs/>
         </w:rPr>
-        <w:t xml:space="preserve">   </w:t>
+        <w:t xml:space="preserve">       </w:t>
+      </w:r>
+      <w:r>
+        <w:rPr>
+          <w:rFonts w:ascii="CordiaUPC" w:hAnsi="CordiaUPC" w:cs="CordiaUPC" w:hint="cs"/>
+          <w:sz w:val="32"/>
+          <w:szCs w:val="32"/>
+          <w:cs/>
+        </w:rPr>
+        <w:t xml:space="preserve">             </w:t>
       </w:r>
       <w:r>
         <w:rPr>
@@ -8375,69 +8392,6 @@
       </w:r>
       <w:r>
         <w:rPr>
-          <w:rFonts w:ascii="CordiaUPC" w:hAnsi="CordiaUPC" w:cs="CordiaUPC" w:hint="cs"/>
-          <w:sz w:val="32"/>
-          <w:szCs w:val="32"/>
-          <w:cs/>
-        </w:rPr>
-        <w:t xml:space="preserve">  </w:t>
-      </w:r>
-      <w:r>
-        <w:rPr>
-          <w:rFonts w:ascii="CordiaUPC" w:hAnsi="CordiaUPC" w:cs="CordiaUPC" w:hint="cs"/>
-          <w:sz w:val="32"/>
-          <w:szCs w:val="32"/>
-          <w:cs/>
-        </w:rPr>
-        <w:t xml:space="preserve">   </w:t>
-      </w:r>
-      <w:r>
-        <w:rPr>
-          <w:rFonts w:ascii="CordiaUPC" w:hAnsi="CordiaUPC" w:cs="CordiaUPC" w:hint="cs"/>
-          <w:sz w:val="32"/>
-          <w:szCs w:val="32"/>
-          <w:cs/>
-        </w:rPr>
-        <w:t xml:space="preserve">    </w:t>
-      </w:r>
-      <w:r>
-        <w:rPr>
-          <w:rFonts w:ascii="CordiaUPC" w:hAnsi="CordiaUPC" w:cs="CordiaUPC" w:hint="cs"/>
-          <w:sz w:val="32"/>
-          <w:szCs w:val="32"/>
-          <w:cs/>
-        </w:rPr>
-        <w:t xml:space="preserve">    </w:t>
-      </w:r>
-      <w:r>
-        <w:rPr>
-          <w:rFonts w:ascii="CordiaUPC" w:hAnsi="CordiaUPC" w:cs="CordiaUPC" w:hint="cs"/>
-          <w:sz w:val="32"/>
-          <w:szCs w:val="32"/>
-          <w:cs/>
-        </w:rPr>
-        <w:t xml:space="preserve">       </w:t>
-      </w:r>
-      <w:r>
-        <w:rPr>
-          <w:rFonts w:ascii="CordiaUPC" w:hAnsi="CordiaUPC" w:cs="CordiaUPC" w:hint="cs"/>
-          <w:sz w:val="32"/>
-          <w:szCs w:val="32"/>
-          <w:cs/>
-        </w:rPr>
-        <w:t xml:space="preserve">             </w:t>
-      </w:r>
-      <w:r>
-        <w:rPr>
-          <w:rFonts w:ascii="CordiaUPC" w:hAnsi="CordiaUPC" w:cs="CordiaUPC" w:hint="cs"/>
-          <w:sz w:val="32"/>
-          <w:szCs w:val="32"/>
-          <w:cs/>
-        </w:rPr>
-        <w:t xml:space="preserve"> </w:t>
-      </w:r>
-      <w:r>
-        <w:rPr>
           <w:rFonts w:ascii="CordiaUPC" w:hAnsi="CordiaUPC" w:cs="CordiaUPC"/>
           <w:sz w:val="32"/>
           <w:szCs w:val="32"/>
@@ -8452,45 +8406,7 @@
           <w:szCs w:val="32"/>
           <w:cs/>
         </w:rPr>
-        <w:t>นางสาว</w:t>
-      </w:r>
-      <w:r>
-        <w:rPr>
-          <w:rFonts w:ascii="CordiaUPC" w:hAnsi="CordiaUPC" w:cs="CordiaUPC" w:hint="cs"/>
-          <w:sz w:val="32"/>
-          <w:szCs w:val="32"/>
-          <w:cs/>
-        </w:rPr>
-        <w:t>ธัญรดี ตะ</w:t>
-      </w:r>
-      <w:proofErr w:type="spellStart"/>
-      <w:r>
-        <w:rPr>
-          <w:rFonts w:ascii="CordiaUPC" w:hAnsi="CordiaUPC" w:cs="CordiaUPC" w:hint="cs"/>
-          <w:sz w:val="32"/>
-          <w:szCs w:val="32"/>
-          <w:cs/>
-        </w:rPr>
-        <w:t>กิ่นน</w:t>
-      </w:r>
-      <w:proofErr w:type="spellEnd"/>
-      <w:r>
-        <w:rPr>
-          <w:rFonts w:ascii="CordiaUPC" w:hAnsi="CordiaUPC" w:cs="CordiaUPC" w:hint="cs"/>
-          <w:sz w:val="32"/>
-          <w:szCs w:val="32"/>
-          <w:cs/>
-        </w:rPr>
-        <w:t>อก</w:t>
-      </w:r>
-      <w:r>
-        <w:rPr>
-          <w:rFonts w:ascii="CordiaUPC" w:hAnsi="CordiaUPC" w:cs="CordiaUPC"/>
-          <w:sz w:val="32"/>
-          <w:szCs w:val="32"/>
-          <w:cs/>
-        </w:rPr>
-        <w:t xml:space="preserve"> )</w:t>
+        <w:t>{witness2} )</w:t>
       </w:r>
     </w:p>
     <w:sectPr>
